--- a/docs/U3/U3_ Design_Funtional_Requirement.docx
+++ b/docs/U3/U3_ Design_Funtional_Requirement.docx
@@ -61,10 +61,7 @@
     </w:p>
     <w:p>
       <w:pPr>
-        <w:rPr>
-          <w:sz w:val="28"/>
-          <w:szCs w:val="28"/>
-        </w:rPr>
+        <w:rPr/>
       </w:pPr>
       <w:r>
         <w:rPr>
@@ -94,22 +91,14 @@
         <w:t xml:space="preserve">1.4 ผลลัพธ์ที่กรองมา ต้องตรงกับในวิชานั้นเท่านั้น ไม่เอาของวิชาอื่นมาปะปน</w:t>
         <w:br w:type="textWrapping"/>
         <w:tab/>
-        <w:t xml:space="preserve">1.5 ตัวกรองผู้สอนจะมี 1 ตัวกรอง แม้ผู้สอนจะสามารถใส่ได้สูงสุด 2 คน และเมื่อกรองผู้สอน จะแสดงรายวิชาที่ตรงกับผู้สอนนั้น และจะมีตัวเลือก “ไม่ระบุ” ซึ่งจะแสดงรายวิชาที่ไม่ระบุผู้สอนใด ๆ เลย</w:t>
+        <w:t xml:space="preserve">1.5 ผู้ใช้สามารถกดเพื่อล้างตัวกรองได้ และเมื่อกด ตัวกรองทุกตัวต้องกลับมาเป็น “ทั้งหมด” และจะกลับมาแสดงทุกรายการ</w:t>
         <w:br w:type="textWrapping"/>
         <w:tab/>
-        <w:t xml:space="preserve">1.6 ผู้ใช้สามารถกดเพื่อล้างตัวกรองได้ และเมื่อกด ตัวกรองทุกตัวต้องกลับมาเป็น “ทั้งหมด” และจะกลับมาแสดงทุกรายการ</w:t>
+        <w:t xml:space="preserve">1.6 ตอนกรองเมื่อเลือกเงื่อนไขที่ต้องการแล้ว รายการที่แสดงต้องอัปเดตทันที ไม่ต้องมากด submit เพื่อกรอง</w:t>
         <w:br w:type="textWrapping"/>
         <w:tab/>
-        <w:t xml:space="preserve">1.7 ตอนกรองเมื่อเลือกเงื่อนไขที่ต้องการแล้ว รายการที่แสดงต้องอัปเดตทันที ไม่ต้องมากด submit เพื่อกรอง</w:t>
-        <w:br w:type="textWrapping"/>
-        <w:tab/>
-        <w:t xml:space="preserve">1.8 ข้อมูลที่จะกรองทุกตัวกรอง จะเป็นข้อมูลจริงของแนวข้อสอบในระบบ เช่น ถ้ายังไม่มีแนวข้อสอบ ตัวกรองสมมติว่าเป็น drop down พอกดลงมาก็จะไม่มีตัวเลือกใด ๆ แต่ถ้าเกิดมีแนวข้อสอบในระบบแล้ว ตัวกรองก็จะอัปเดตมาให้กรอง พอกดลงมา อย่างเช่นกดกรองปีการศึกษา ก็จะขึ้น 2567 ให้เลือก กดที่ผู้สอน ก็จะขึ้นมีตัวเลือกผู้สอนนั้น ๆ </w:t>
+        <w:t xml:space="preserve">1.7 ข้อมูลที่จะกรองทุกตัวกรอง จะเป็นข้อมูลจริงของแนวข้อสอบในระบบ เช่น ถ้ายังไม่มีแนวข้อสอบ ตัวกรองสมมติว่าเป็น drop down พอกดลงมาก็จะมีแค่ตัวเลือกทั้งหมด แต่ถ้าเกิดมีแนวข้อสอบในระบบแล้ว ตัวกรองก็จะอัปเดตมาให้กรอง พอกดลงมา อย่างเช่นกดกรองปีการศึกษา ก็จะขึ้น 2567, ทั้งหมด ให้เลือก </w:t>
       </w:r>
-    </w:p>
-    <w:p>
-      <w:pPr>
-        <w:rPr/>
-      </w:pPr>
       <w:r>
         <w:rPr>
           <w:rtl w:val="0"/>
@@ -658,90 +647,6 @@
                 <w:rFonts w:ascii="Arial Unicode MS" w:cs="Arial Unicode MS" w:eastAsia="Arial Unicode MS" w:hAnsi="Arial Unicode MS"/>
                 <w:rtl w:val="0"/>
               </w:rPr>
-              <w:t xml:space="preserve">ผู้สอน</w:t>
-            </w:r>
-          </w:p>
-        </w:tc>
-        <w:tc>
-          <w:tcPr>
-            <w:shd w:fill="auto" w:val="clear"/>
-            <w:tcMar>
-              <w:top w:w="100.0" w:type="dxa"/>
-              <w:left w:w="100.0" w:type="dxa"/>
-              <w:bottom w:w="100.0" w:type="dxa"/>
-              <w:right w:w="100.0" w:type="dxa"/>
-            </w:tcMar>
-            <w:vAlign w:val="top"/>
-          </w:tcPr>
-          <w:p>
-            <w:pPr>
-              <w:keepNext w:val="0"/>
-              <w:keepLines w:val="0"/>
-              <w:pageBreakBefore w:val="0"/>
-              <w:widowControl w:val="0"/>
-              <w:pBdr>
-                <w:top w:space="0" w:sz="0" w:val="nil"/>
-                <w:left w:space="0" w:sz="0" w:val="nil"/>
-                <w:bottom w:space="0" w:sz="0" w:val="nil"/>
-                <w:right w:space="0" w:sz="0" w:val="nil"/>
-                <w:between w:space="0" w:sz="0" w:val="nil"/>
-              </w:pBdr>
-              <w:shd w:fill="auto" w:val="clear"/>
-              <w:spacing w:after="0" w:before="0" w:line="240" w:lineRule="auto"/>
-              <w:ind w:left="0" w:right="0" w:firstLine="0"/>
-              <w:jc w:val="left"/>
-              <w:rPr/>
-            </w:pPr>
-            <w:r>
-              <w:rPr>
-                <w:rFonts w:ascii="Arial Unicode MS" w:cs="Arial Unicode MS" w:eastAsia="Arial Unicode MS" w:hAnsi="Arial Unicode MS"/>
-                <w:rtl w:val="0"/>
-              </w:rPr>
-              <w:t xml:space="preserve"> ผู้สอนที่ผูัเผยแพร่ระบุ ถ้าหากกรอกมา 1 คนก็ต้องแสดง 1 คน ถ้าหากกรอกมา 2 คนก็ต้องแสดง 2 ถ้าหากไม่ระบุ ต้องแสดงว่า “ไม่ระบุ”</w:t>
-            </w:r>
-          </w:p>
-        </w:tc>
-      </w:tr>
-      <w:tr>
-        <w:trPr>
-          <w:cantSplit w:val="0"/>
-          <w:tblHeader w:val="0"/>
-        </w:trPr>
-        <w:tc>
-          <w:tcPr>
-            <w:shd w:fill="auto" w:val="clear"/>
-            <w:tcMar>
-              <w:top w:w="100.0" w:type="dxa"/>
-              <w:left w:w="100.0" w:type="dxa"/>
-              <w:bottom w:w="100.0" w:type="dxa"/>
-              <w:right w:w="100.0" w:type="dxa"/>
-            </w:tcMar>
-            <w:vAlign w:val="top"/>
-          </w:tcPr>
-          <w:p>
-            <w:pPr>
-              <w:keepNext w:val="0"/>
-              <w:keepLines w:val="0"/>
-              <w:pageBreakBefore w:val="0"/>
-              <w:widowControl w:val="0"/>
-              <w:pBdr>
-                <w:top w:space="0" w:sz="0" w:val="nil"/>
-                <w:left w:space="0" w:sz="0" w:val="nil"/>
-                <w:bottom w:space="0" w:sz="0" w:val="nil"/>
-                <w:right w:space="0" w:sz="0" w:val="nil"/>
-                <w:between w:space="0" w:sz="0" w:val="nil"/>
-              </w:pBdr>
-              <w:shd w:fill="auto" w:val="clear"/>
-              <w:spacing w:after="0" w:before="0" w:line="240" w:lineRule="auto"/>
-              <w:ind w:left="0" w:right="0" w:firstLine="0"/>
-              <w:jc w:val="left"/>
-              <w:rPr/>
-            </w:pPr>
-            <w:r>
-              <w:rPr>
-                <w:rFonts w:ascii="Arial Unicode MS" w:cs="Arial Unicode MS" w:eastAsia="Arial Unicode MS" w:hAnsi="Arial Unicode MS"/>
-                <w:rtl w:val="0"/>
-              </w:rPr>
               <w:t xml:space="preserve">ชื่อผู้เผยแพร่</w:t>
             </w:r>
           </w:p>
@@ -1241,7 +1146,7 @@
                 <w:rFonts w:ascii="Arial Unicode MS" w:cs="Arial Unicode MS" w:eastAsia="Arial Unicode MS" w:hAnsi="Arial Unicode MS"/>
                 <w:rtl w:val="0"/>
               </w:rPr>
-              <w:t xml:space="preserve">ผู้สอนที่ผูัเผยแพร่ระบุ ถ้าหากกรอกมา 1 คนก็ต้องแสดง 1 คน ถ้าหากกรอกมา 2 คนก็ต้องแสดง 2 ถ้าหากไม่ระบุ ต้องแสดงว่า “ไม่ระบุ”</w:t>
+              <w:t xml:space="preserve">ผู้สอนรายวิชานั้น ๆ ซึ่งระบบกำหนดไว้ที่รายวิชาอยู่แล้ว</w:t>
             </w:r>
           </w:p>
         </w:tc>
@@ -1559,6 +1464,7 @@
       <w:tr>
         <w:trPr>
           <w:cantSplit w:val="0"/>
+          <w:trHeight w:val="745.95703125" w:hRule="atLeast"/>
           <w:tblHeader w:val="0"/>
         </w:trPr>
         <w:tc>
